--- a/DECLARACION_IA.docx
+++ b/DECLARACION_IA.docx
@@ -245,9 +245,118 @@
         <w:jc w:val="both"/>
         <w:rPr>
           <w:rFonts w:ascii="Arial" w:hAnsi="Arial" w:cs="Arial"/>
+          <w:b/>
           <w:sz w:val="24"/>
         </w:rPr>
       </w:pPr>
+      <w:r>
+        <w:rPr>
+          <w:rFonts w:ascii="Arial" w:hAnsi="Arial" w:cs="Arial"/>
+          <w:b/>
+          <w:sz w:val="24"/>
+        </w:rPr>
+        <w:t>Evidencia de captura de pantalla:</w:t>
+      </w:r>
+    </w:p>
+    <w:p>
+      <w:pPr>
+        <w:jc w:val="both"/>
+        <w:rPr>
+          <w:rFonts w:ascii="Arial" w:hAnsi="Arial" w:cs="Arial"/>
+          <w:sz w:val="24"/>
+        </w:rPr>
+      </w:pPr>
+      <w:r>
+        <w:rPr>
+          <w:rFonts w:ascii="Arial" w:hAnsi="Arial" w:cs="Arial"/>
+          <w:sz w:val="24"/>
+        </w:rPr>
+        <w:drawing>
+          <wp:inline distT="0" distB="0" distL="0" distR="0" wp14:anchorId="261F5383" wp14:editId="412B48BE">
+            <wp:extent cx="2462292" cy="520700"/>
+            <wp:effectExtent l="0" t="0" r="0" b="0"/>
+            <wp:docPr id="1" name="Imagen 1"/>
+            <wp:cNvGraphicFramePr>
+              <a:graphicFrameLocks xmlns:a="http://schemas.openxmlformats.org/drawingml/2006/main" noChangeAspect="1"/>
+            </wp:cNvGraphicFramePr>
+            <a:graphic xmlns:a="http://schemas.openxmlformats.org/drawingml/2006/main">
+              <a:graphicData uri="http://schemas.openxmlformats.org/drawingml/2006/picture">
+                <pic:pic xmlns:pic="http://schemas.openxmlformats.org/drawingml/2006/picture">
+                  <pic:nvPicPr>
+                    <pic:cNvPr id="1" name=""/>
+                    <pic:cNvPicPr/>
+                  </pic:nvPicPr>
+                  <pic:blipFill>
+                    <a:blip r:embed="rId4"/>
+                    <a:stretch>
+                      <a:fillRect/>
+                    </a:stretch>
+                  </pic:blipFill>
+                  <pic:spPr>
+                    <a:xfrm>
+                      <a:off x="0" y="0"/>
+                      <a:ext cx="2511895" cy="531190"/>
+                    </a:xfrm>
+                    <a:prstGeom prst="rect">
+                      <a:avLst/>
+                    </a:prstGeom>
+                  </pic:spPr>
+                </pic:pic>
+              </a:graphicData>
+            </a:graphic>
+          </wp:inline>
+        </w:drawing>
+      </w:r>
+    </w:p>
+    <w:p>
+      <w:pPr>
+        <w:jc w:val="both"/>
+        <w:rPr>
+          <w:rFonts w:ascii="Arial" w:hAnsi="Arial" w:cs="Arial"/>
+          <w:sz w:val="24"/>
+        </w:rPr>
+      </w:pPr>
+      <w:r>
+        <w:rPr>
+          <w:rFonts w:ascii="Arial" w:hAnsi="Arial" w:cs="Arial"/>
+          <w:sz w:val="24"/>
+        </w:rPr>
+        <w:drawing>
+          <wp:inline distT="0" distB="0" distL="0" distR="0" wp14:anchorId="0D1334DF" wp14:editId="1005F002">
+            <wp:extent cx="2463800" cy="3455660"/>
+            <wp:effectExtent l="0" t="0" r="0" b="0"/>
+            <wp:docPr id="2" name="Imagen 2"/>
+            <wp:cNvGraphicFramePr>
+              <a:graphicFrameLocks xmlns:a="http://schemas.openxmlformats.org/drawingml/2006/main" noChangeAspect="1"/>
+            </wp:cNvGraphicFramePr>
+            <a:graphic xmlns:a="http://schemas.openxmlformats.org/drawingml/2006/main">
+              <a:graphicData uri="http://schemas.openxmlformats.org/drawingml/2006/picture">
+                <pic:pic xmlns:pic="http://schemas.openxmlformats.org/drawingml/2006/picture">
+                  <pic:nvPicPr>
+                    <pic:cNvPr id="1" name=""/>
+                    <pic:cNvPicPr/>
+                  </pic:nvPicPr>
+                  <pic:blipFill>
+                    <a:blip r:embed="rId5"/>
+                    <a:stretch>
+                      <a:fillRect/>
+                    </a:stretch>
+                  </pic:blipFill>
+                  <pic:spPr>
+                    <a:xfrm>
+                      <a:off x="0" y="0"/>
+                      <a:ext cx="2464388" cy="3456485"/>
+                    </a:xfrm>
+                    <a:prstGeom prst="rect">
+                      <a:avLst/>
+                    </a:prstGeom>
+                  </pic:spPr>
+                </pic:pic>
+              </a:graphicData>
+            </a:graphic>
+          </wp:inline>
+        </w:drawing>
+      </w:r>
       <w:bookmarkStart w:id="0" w:name="_GoBack"/>
       <w:bookmarkEnd w:id="0"/>
     </w:p>
